--- a/러시아 인권변호사/9부/9부_5화_이리나_공식_후계자로.docx
+++ b/러시아 인권변호사/9부/9부_5화_이리나_공식_후계자로.docx
@@ -1363,7 +1363,7 @@
           <w:i w:val="0"/>
           <w:sz w:val="22"/>
         </w:rPr>
-        <w:t>Соперников будет двое. Один — губернатор-хозяйственник, давно хочет, но не решался при вас. Вторая — депутат от «Свет», юрист, жёсткий критик ваших последних решений.</w:t>
+        <w:t>Соперников будет двое. Один — губернатор-хозяйственник, давно хочет, но не решался при вас. Вторая — депутат от «Света», юрист, жёсткий критик ваших последних решений.</w:t>
       </w:r>
     </w:p>
     <w:p>
@@ -1961,7 +1961,7 @@
           <w:i w:val="0"/>
           <w:sz w:val="22"/>
         </w:rPr>
-        <w:t xml:space="preserve"> Ирина Олеговна набрала пятьдесят семь процентов. Губернатор — тридцать четыре. Депутат от «Свет» — девять.</w:t>
+        <w:t xml:space="preserve"> Ирина Олеговна набрала пятьдесят семь процентов. Губернатор — тридцать четыре. Депутат от «Света» — девять.</w:t>
       </w:r>
     </w:p>
     <w:p>
@@ -2211,7 +2211,7 @@
           <w:i w:val="0"/>
           <w:sz w:val="22"/>
         </w:rPr>
-        <w:t>Депутат от «Свет» тоже написала. Одно предложение: «Вы правильно ответили на мой вопрос о судьях. Продолжайте отвечать».</w:t>
+        <w:t>Депутат от «Света» тоже написала. Одно предложение: «Вы правильно ответили на мой вопрос о судьях. Продолжайте отвечать».</w:t>
       </w:r>
     </w:p>
     <w:p>

--- a/러시아 인권변호사/9부/9부_5화_이리나_공식_후계자로.docx
+++ b/러시아 인권변호사/9부/9부_5화_이리나_공식_후계자로.docx
@@ -62,7 +62,7 @@
           <w:i w:val="0"/>
           <w:sz w:val="22"/>
         </w:rPr>
-        <w:t>4화로부터 몇 주 뒤, 두 번째 임기 마지막 해의 늦여름. 8부 9화에서 「Пределы власти」에 서명하며 “때가 되면”이라고 미뤄 둔 대화를, 약 1년 반 만에 료샤가 꺼낸다. 료샤는 이리나에게 차기 대선 출마를 요청하되 ‘후계자 지명’이라는 방식은 거부한다. 이리나는 여섯 가지 ‘아니오’를 내놓고, 오픈 프라이머리·국가 자원 불사용·자기 회피 등 다섯 규칙 아래 후보로 나선다. 3주 뒤 프라이머리에서 57%로 이기고(패한 주지사는 탈당해 본선에 독자 출마하기로 한다), 정당 대회에서 공식 후보로 발표된다.</w:t>
+        <w:t>4화로부터 몇 주 뒤, 두 번째 임기 마지막 해의 늦여름. 8부 9화에서 「Пределы власти」에 서명하며 “때가 되면”이라고 미뤄 둔 대화를, 약 2년 반 만에 료샤가 꺼낸다. 료샤는 이리나에게 차기 대선 출마를 요청하되 ‘후계자 지명’이라는 방식은 거부한다. 이리나는 여섯 가지 ‘아니오’를 내놓고, 오픈 프라이머리·국가 자원 불사용·자기 회피 등 다섯 규칙 아래 후보로 나선다. 3주 뒤 프라이머리에서 57%로 이기고(패한 주지사는 탈당해 본선에 독자 출마하기로 한다), 정당 대회에서 공식 후보로 발표된다.</w:t>
       </w:r>
     </w:p>
     <w:p>
@@ -78,7 +78,7 @@
           <w:color w:val="1F3864"/>
           <w:sz w:val="26"/>
         </w:rPr>
-        <w:t>장면 1 — 대통령 집무실, 늦여름 아침 — 1년 반 미뤄 둔 대화</w:t>
+        <w:t>장면 1 — 대통령 집무실, 늦여름 아침 — 2년 반 미뤄 둔 대화</w:t>
       </w:r>
     </w:p>
     <w:p>
@@ -111,7 +111,7 @@
           <w:i w:val="0"/>
           <w:sz w:val="22"/>
         </w:rPr>
-        <w:t xml:space="preserve"> Вы сказали «когда придёт время». Полтора года я ждала, когда вы решите, что оно пришло.</w:t>
+        <w:t xml:space="preserve"> Вы сказали «когда придёт время». Два с половиной года я ждала, когда вы решите, что оно пришло.</w:t>
       </w:r>
     </w:p>
     <w:p>
@@ -3193,7 +3193,7 @@
           <w:i w:val="0"/>
           <w:sz w:val="22"/>
         </w:rPr>
-        <w:t xml:space="preserve"> — 누구나 학교에서 외운 구절. 권력을 원하지 않는 이리나에게 시민으로서 등을 돌리지 말아 달라고 청하는 료샤의 말에 이리나가 “시로 된 압박”이라고 받아치며 인용의 무게를 스스로 짚는다 (장면 2).</w:t>
+        <w:t xml:space="preserve"> — 한국어 해설: 누구나 학교에서 외운 구절. 권력을 원하지 않는 이리나에게 시민으로서 등을 돌리지 말아 달라고 청하는 료샤의 말에 이리나가 “시로 된 압박”이라고 받아치며 인용의 무게를 스스로 짚는다 (장면 2).</w:t>
       </w:r>
     </w:p>
     <w:p>
@@ -3216,7 +3216,7 @@
           <w:i w:val="0"/>
           <w:sz w:val="22"/>
         </w:rPr>
-        <w:t xml:space="preserve"> — 자신이 던진 지지의 말이 훗날 어떻게 울릴지 모르겠다는 료샤의 혼잣말에 그레벤시코프가 튜체프로 답한다. 공식 발표 직후 무대 뒤에서, 곧 이어질 무덤 순례(6화)로 넘어가는 다리 (장면 5).</w:t>
+        <w:t xml:space="preserve"> — 한국어 해설: 자신이 던진 지지의 말이 훗날 어떻게 울릴지 모르겠다는 료샤의 혼잣말에 그레벤시코프가 튜체프로 답한다. 공식 발표 직후 무대 뒤에서, 곧 이어질 무덤 순례(6화)로 넘어가는 다리 (장면 5).</w:t>
       </w:r>
     </w:p>
     <w:p>

--- a/러시아 인권변호사/9부/9부_5화_이리나_공식_후계자로.docx
+++ b/러시아 인권변호사/9부/9부_5화_이리나_공식_후계자로.docx
@@ -526,6 +526,163 @@
           <w:sz w:val="22"/>
         </w:rPr>
         <w:t>Первое «нет»: я не хочу быть назначенной. Хочу выиграть. Или проиграть — честно.</w:t>
+      </w:r>
+    </w:p>
+    <w:p>
+      <w:pPr>
+        <w:spacing w:before="0" w:after="110" w:line="300" w:lineRule="auto"/>
+      </w:pPr>
+      <w:r>
+        <w:rPr>
+          <w:rFonts w:ascii="Times New Roman" w:hAnsi="Times New Roman" w:eastAsia="Malgun Gothic"/>
+          <w:b/>
+          <w:i w:val="0"/>
+          <w:sz w:val="22"/>
+        </w:rPr>
+        <w:t xml:space="preserve">Лёша: </w:t>
+      </w:r>
+      <w:r>
+        <w:rPr>
+          <w:rFonts w:ascii="Times New Roman" w:hAnsi="Times New Roman" w:eastAsia="Malgun Gothic"/>
+          <w:b w:val="0"/>
+          <w:i w:val="0"/>
+          <w:sz w:val="22"/>
+        </w:rPr>
+        <w:t>Знаю, чего вы боитесь. Я помню, как это делалось. Передача власти девяносто девятого года: тридцать первое декабря, полдень, человек выходит в телевизор и говорит, что уходит досрочно. Преемник уже назначен — за несколько месяцев до того его поставили главой правительства и так и представили стране. В тот же день он становится исполняющим обязанности, и первый его указ — о гарантиях тому, кто ушёл. Выборы — через три месяца, в марте, против человека, который уже сидит в кресле. И всё это под Новый год, когда страна смотрит не новости, а на часы.</w:t>
+      </w:r>
+    </w:p>
+    <w:p>
+      <w:pPr>
+        <w:spacing w:before="0" w:after="110" w:line="300" w:lineRule="auto"/>
+      </w:pPr>
+      <w:r>
+        <w:rPr>
+          <w:rFonts w:ascii="Times New Roman" w:hAnsi="Times New Roman" w:eastAsia="Malgun Gothic"/>
+          <w:b/>
+          <w:i w:val="0"/>
+          <w:sz w:val="22"/>
+        </w:rPr>
+        <w:t xml:space="preserve">Ирина: </w:t>
+      </w:r>
+      <w:r>
+        <w:rPr>
+          <w:rFonts w:ascii="Times New Roman" w:hAnsi="Times New Roman" w:eastAsia="Malgun Gothic"/>
+          <w:b w:val="0"/>
+          <w:i w:val="0"/>
+          <w:sz w:val="22"/>
+        </w:rPr>
+        <w:t>Вы рассказываете так, будто были там.</w:t>
+      </w:r>
+    </w:p>
+    <w:p>
+      <w:pPr>
+        <w:spacing w:before="0" w:after="110" w:line="300" w:lineRule="auto"/>
+      </w:pPr>
+      <w:r>
+        <w:rPr>
+          <w:rFonts w:ascii="Times New Roman" w:hAnsi="Times New Roman" w:eastAsia="Malgun Gothic"/>
+          <w:b/>
+          <w:i w:val="0"/>
+          <w:sz w:val="22"/>
+        </w:rPr>
+        <w:t xml:space="preserve">Лёша: </w:t>
+      </w:r>
+      <w:r>
+        <w:rPr>
+          <w:rFonts w:ascii="Times New Roman" w:hAnsi="Times New Roman" w:eastAsia="Malgun Gothic"/>
+          <w:b w:val="0"/>
+          <w:i w:val="0"/>
+          <w:sz w:val="22"/>
+        </w:rPr>
+        <w:t xml:space="preserve">Я был студентом. Отец сказал за столом: «Ну вот, выбрали за нас». Я тогда не понял, что он имел в виду. Понял через двадцать лет. </w:t>
+      </w:r>
+      <w:r>
+        <w:rPr>
+          <w:rFonts w:ascii="Times New Roman" w:hAnsi="Times New Roman" w:eastAsia="Malgun Gothic"/>
+          <w:b w:val="0"/>
+          <w:i/>
+          <w:color w:val="555555"/>
+          <w:sz w:val="22"/>
+        </w:rPr>
+        <w:t>(Пауза.)</w:t>
+      </w:r>
+      <w:r>
+        <w:rPr>
+          <w:rFonts w:ascii="Times New Roman" w:hAnsi="Times New Roman" w:eastAsia="Malgun Gothic"/>
+          <w:b w:val="0"/>
+          <w:i w:val="0"/>
+          <w:sz w:val="22"/>
+        </w:rPr>
+        <w:t xml:space="preserve"> Та передача была мирной, Ирина. Я не хочу её повторять не потому, что она была страшной, — потому, что она была удобной.</w:t>
+      </w:r>
+    </w:p>
+    <w:p>
+      <w:pPr>
+        <w:spacing w:before="0" w:after="110" w:line="300" w:lineRule="auto"/>
+      </w:pPr>
+      <w:r>
+        <w:rPr>
+          <w:rFonts w:ascii="Times New Roman" w:hAnsi="Times New Roman" w:eastAsia="Malgun Gothic"/>
+          <w:b/>
+          <w:i w:val="0"/>
+          <w:sz w:val="22"/>
+        </w:rPr>
+        <w:t xml:space="preserve">Ирина: </w:t>
+      </w:r>
+      <w:r>
+        <w:rPr>
+          <w:rFonts w:ascii="Times New Roman" w:hAnsi="Times New Roman" w:eastAsia="Malgun Gothic"/>
+          <w:b w:val="0"/>
+          <w:i w:val="0"/>
+          <w:sz w:val="22"/>
+        </w:rPr>
+        <w:t>Удобной для кого?</w:t>
+      </w:r>
+    </w:p>
+    <w:p>
+      <w:pPr>
+        <w:spacing w:before="0" w:after="110" w:line="300" w:lineRule="auto"/>
+      </w:pPr>
+      <w:r>
+        <w:rPr>
+          <w:rFonts w:ascii="Times New Roman" w:hAnsi="Times New Roman" w:eastAsia="Malgun Gothic"/>
+          <w:b/>
+          <w:i w:val="0"/>
+          <w:sz w:val="22"/>
+        </w:rPr>
+        <w:t xml:space="preserve">Лёша: </w:t>
+      </w:r>
+      <w:r>
+        <w:rPr>
+          <w:rFonts w:ascii="Times New Roman" w:hAnsi="Times New Roman" w:eastAsia="Malgun Gothic"/>
+          <w:b w:val="0"/>
+          <w:i w:val="0"/>
+          <w:sz w:val="22"/>
+        </w:rPr>
+        <w:t>Для всех, кроме избирателя. Ему оставили три месяца и один ответ.</w:t>
+      </w:r>
+    </w:p>
+    <w:p>
+      <w:pPr>
+        <w:spacing w:before="0" w:after="110" w:line="300" w:lineRule="auto"/>
+      </w:pPr>
+      <w:r>
+        <w:rPr>
+          <w:rFonts w:ascii="Times New Roman" w:hAnsi="Times New Roman" w:eastAsia="Malgun Gothic"/>
+          <w:b/>
+          <w:i w:val="0"/>
+          <w:sz w:val="22"/>
+        </w:rPr>
+        <w:t xml:space="preserve">Ирина: </w:t>
+      </w:r>
+      <w:r>
+        <w:rPr>
+          <w:rFonts w:ascii="Times New Roman" w:hAnsi="Times New Roman" w:eastAsia="Malgun Gothic"/>
+          <w:b w:val="0"/>
+          <w:i w:val="0"/>
+          <w:sz w:val="22"/>
+        </w:rPr>
+        <w:t>Тогда вы понимаете, чего я прошу. Никакого «исполняющего обязанности». Вы досиживаете срок до последнего дня, выборы — в день, который записан в законе, а не в тот, который удобен. Если я выиграю — выиграю у соперников, а не у календаря.</w:t>
       </w:r>
     </w:p>
     <w:p>
